--- a/RFI-Docs/2023 Quadrennial Science and Technology Review report_JAN2024_VA ORD Edits.docx
+++ b/RFI-Docs/2023 Quadrennial Science and Technology Review report_JAN2024_VA ORD Edits.docx
@@ -4,33 +4,148 @@
   <w:body>
     <w:p>
       <w:pPr>
-        <w:spacing w:after="0" w:line="240" w:lineRule="auto"/>
-        <w:contextualSpacing/>
-        <w:rPr>
-          <w:rFonts w:ascii="Times New Roman" w:hAnsi="Times New Roman" w:cs="Times New Roman"/>
-          <w:sz w:val="24"/>
-          <w:szCs w:val="24"/>
-        </w:rPr>
-      </w:pPr>
-      <w:r>
-        <w:rPr>
-          <w:rFonts w:ascii="Times New Roman" w:hAnsi="Times New Roman" w:cs="Times New Roman"/>
-          <w:sz w:val="24"/>
-          <w:szCs w:val="24"/>
-        </w:rPr>
-        <w:t>[PLACEHOLDER FOR COVER PAGE]</w:t>
-      </w:r>
-    </w:p>
-    <w:p>
-      <w:pPr>
-        <w:spacing w:after="0" w:line="240" w:lineRule="auto"/>
-        <w:contextualSpacing/>
-        <w:rPr>
-          <w:rFonts w:ascii="Times New Roman" w:hAnsi="Times New Roman" w:cs="Times New Roman"/>
-          <w:sz w:val="24"/>
-          <w:szCs w:val="24"/>
-        </w:rPr>
-      </w:pPr>
+        <w:jc w:val="left"/>
+      </w:pPr>
+      <w:r>
+        <w:rPr>
+          <w:color w:val="646464"/>
+          <w:sz w:val="18"/>
+        </w:rPr>
+        <w:t>Document: 2023 Quadrennial Science and Technology Review report_JAN2024_VA ORD Edits.docx</w:t>
+      </w:r>
+    </w:p>
+    <w:p>
+      <w:pPr>
+        <w:jc w:val="left"/>
+      </w:pPr>
+      <w:r>
+        <w:rPr>
+          <w:color w:val="646464"/>
+          <w:sz w:val="18"/>
+        </w:rPr>
+        <w:t>Title: 2023 Quadrennial Science and Technology Review report</w:t>
+      </w:r>
+    </w:p>
+    <w:p>
+      <w:pPr>
+        <w:jc w:val="left"/>
+      </w:pPr>
+      <w:r>
+        <w:rPr>
+          <w:color w:val="646464"/>
+          <w:sz w:val="18"/>
+        </w:rPr>
+        <w:t>Topic: Precision Oncology | Type: Presentations and Other Documents</w:t>
+      </w:r>
+    </w:p>
+    <w:p>
+      <w:pPr>
+        <w:jc w:val="left"/>
+      </w:pPr>
+      <w:r>
+        <w:rPr>
+          <w:color w:val="646464"/>
+          <w:sz w:val="18"/>
+        </w:rPr>
+        <w:t>Created: 2024-04-09 | By: Bartlinski, David</w:t>
+      </w:r>
+    </w:p>
+    <w:p>
+      <w:pPr>
+        <w:jc w:val="left"/>
+      </w:pPr>
+      <w:r>
+        <w:rPr>
+          <w:color w:val="646464"/>
+          <w:sz w:val="18"/>
+        </w:rPr>
+        <w:t>Modified: 2026-02-02 | By: Bartlinski, David</w:t>
+      </w:r>
+    </w:p>
+    <w:p>
+      <w:pPr>
+        <w:jc w:val="left"/>
+      </w:pPr>
+      <w:r>
+        <w:rPr>
+          <w:color w:val="C8C8C8"/>
+          <w:sz w:val="16"/>
+        </w:rPr>
+        <w:t>────────────────────────────────────────────────────────────────────────────────</w:t>
+      </w:r>
+    </w:p>
+    <w:p>
+      <w:pPr>
+        <w:jc w:val="left"/>
+      </w:pPr>
+      <w:r/>
+    </w:p>
+    <w:p>
+      <w:pPr>
+        <w:jc w:val="left"/>
+      </w:pPr>
+      <w:r>
+        <w:rPr>
+          <w:color w:val="646464"/>
+          <w:sz w:val="18"/>
+        </w:rPr>
+        <w:t>Topic: Precision Oncology | Type: Presentations and Other Documents</w:t>
+      </w:r>
+    </w:p>
+    <w:p>
+      <w:pPr>
+        <w:jc w:val="left"/>
+      </w:pPr>
+      <w:r>
+        <w:rPr>
+          <w:color w:val="646464"/>
+          <w:sz w:val="18"/>
+        </w:rPr>
+        <w:t>Created: 2024-04-09 | By: Bartlinski, David</w:t>
+      </w:r>
+    </w:p>
+    <w:p>
+      <w:pPr>
+        <w:jc w:val="left"/>
+      </w:pPr>
+      <w:r>
+        <w:rPr>
+          <w:color w:val="646464"/>
+          <w:sz w:val="18"/>
+        </w:rPr>
+        <w:t>Modified: 2026-02-02 | By: Bartlinski, David</w:t>
+      </w:r>
+    </w:p>
+    <w:p>
+      <w:pPr>
+        <w:spacing w:after="0" w:line="240" w:lineRule="auto"/>
+        <w:contextualSpacing/>
+        <w:jc w:val="left"/>
+        <w:rPr>
+          <w:rFonts w:ascii="Times New Roman" w:hAnsi="Times New Roman" w:cs="Times New Roman"/>
+          <w:sz w:val="24"/>
+          <w:szCs w:val="24"/>
+        </w:rPr>
+      </w:pPr>
+      <w:r>
+        <w:rPr>
+          <w:color w:val="C8C8C8"/>
+          <w:sz w:val="16"/>
+        </w:rPr>
+        <w:t>────────────────────────────────────────────────────────────────────────────────</w:t>
+      </w:r>
+    </w:p>
+    <w:p>
+      <w:pPr>
+        <w:spacing w:after="0" w:line="240" w:lineRule="auto"/>
+        <w:contextualSpacing/>
+        <w:rPr>
+          <w:rFonts w:ascii="Times New Roman" w:hAnsi="Times New Roman" w:cs="Times New Roman"/>
+          <w:sz w:val="24"/>
+          <w:szCs w:val="24"/>
+        </w:rPr>
+      </w:pPr>
+      <w:r/>
     </w:p>
     <w:p>
       <w:pPr>
@@ -19236,56 +19351,6 @@
 </FormTemplates>
 </file>
 
-<file path=customXml/item5.xml><?xml version="1.0" encoding="utf-8"?>
-<?mso-contentType ?>
-<spe:Receivers xmlns:spe="http://schemas.microsoft.com/sharepoint/events">
-  <Receiver>
-    <Name>Document ID Generator</Name>
-    <Synchronization>Synchronous</Synchronization>
-    <Type>10001</Type>
-    <SequenceNumber>1000</SequenceNumber>
-    <Url/>
-    <Assembly>Microsoft.Office.DocumentManagement, Version=15.0.0.0, Culture=neutral, PublicKeyToken=71e9bce111e9429c</Assembly>
-    <Class>Microsoft.Office.DocumentManagement.Internal.DocIdHandler</Class>
-    <Data/>
-    <Filter/>
-  </Receiver>
-  <Receiver>
-    <Name>Document ID Generator</Name>
-    <Synchronization>Synchronous</Synchronization>
-    <Type>10002</Type>
-    <SequenceNumber>1001</SequenceNumber>
-    <Url/>
-    <Assembly>Microsoft.Office.DocumentManagement, Version=15.0.0.0, Culture=neutral, PublicKeyToken=71e9bce111e9429c</Assembly>
-    <Class>Microsoft.Office.DocumentManagement.Internal.DocIdHandler</Class>
-    <Data/>
-    <Filter/>
-  </Receiver>
-  <Receiver>
-    <Name>Document ID Generator</Name>
-    <Synchronization>Synchronous</Synchronization>
-    <Type>10004</Type>
-    <SequenceNumber>1002</SequenceNumber>
-    <Url/>
-    <Assembly>Microsoft.Office.DocumentManagement, Version=15.0.0.0, Culture=neutral, PublicKeyToken=71e9bce111e9429c</Assembly>
-    <Class>Microsoft.Office.DocumentManagement.Internal.DocIdHandler</Class>
-    <Data/>
-    <Filter/>
-  </Receiver>
-  <Receiver>
-    <Name>Document ID Generator</Name>
-    <Synchronization>Synchronous</Synchronization>
-    <Type>10006</Type>
-    <SequenceNumber>1003</SequenceNumber>
-    <Url/>
-    <Assembly>Microsoft.Office.DocumentManagement, Version=15.0.0.0, Culture=neutral, PublicKeyToken=71e9bce111e9429c</Assembly>
-    <Class>Microsoft.Office.DocumentManagement.Internal.DocIdHandler</Class>
-    <Data/>
-    <Filter/>
-  </Receiver>
-</spe:Receivers>
-</file>
-
 <file path=customXml/itemProps1.xml><?xml version="1.0" encoding="utf-8"?>
 <ds:datastoreItem xmlns:ds="http://schemas.openxmlformats.org/officeDocument/2006/customXml" ds:itemID="{26B0D11C-1633-408D-848D-354D59105BC4}">
   <ds:schemaRefs>
@@ -19314,12 +19379,4 @@
     <ds:schemaRef ds:uri="http://schemas.microsoft.com/sharepoint/v3/contenttype/forms"/>
   </ds:schemaRefs>
 </ds:datastoreItem>
-</file>
-
-<file path=customXml/itemProps5.xml><?xml version="1.0" encoding="utf-8"?>
-<ds:datastoreItem xmlns:ds="http://schemas.openxmlformats.org/officeDocument/2006/customXml" ds:itemID="{60B7A2FE-B642-46C8-BA7C-55EEC816B177}">
-  <ds:schemaRefs>
-    <ds:schemaRef ds:uri="http://schemas.microsoft.com/sharepoint/events"/>
-  </ds:schemaRefs>
-</ds:datastoreItem>
 </file>